--- a/Projektdokumentation DB.docx
+++ b/Projektdokumentation DB.docx
@@ -2169,6 +2169,7 @@
         <w:sectPr>
           <w:headerReference w:type="default" r:id="rId8"/>
           <w:headerReference w:type="first" r:id="rId9"/>
+          <w:footerReference w:type="first" r:id="rId10"/>
           <w:pgSz w:w="11906" w:h="16838"/>
           <w:pgMar w:top="1531" w:right="1134" w:bottom="1134" w:left="1418" w:header="708" w:footer="708" w:gutter="0"/>
           <w:cols w:space="708"/>
@@ -2699,13 +2700,18 @@
       <w:r>
         <w:rPr>
           <w:noProof/>
-          <w:lang w:val="de-DE"/>
         </w:rPr>
         <w:drawing>
-          <wp:inline distT="0" distB="0" distL="0" distR="0" wp14:anchorId="0BF6A3F9" wp14:editId="4BA06266">
-            <wp:extent cx="5939790" cy="3935730"/>
-            <wp:effectExtent l="0" t="0" r="3810" b="7620"/>
-            <wp:docPr id="1803595917" name="Grafik 1"/>
+          <wp:inline distT="0" distB="0" distL="0" distR="0" wp14:anchorId="3D360E73" wp14:editId="68DA0280">
+            <wp:extent cx="5939790" cy="3305810"/>
+            <wp:effectExtent l="0" t="0" r="3810" b="8890"/>
+            <wp:docPr id="8" name="Grafik 7">
+              <a:extLst xmlns:a="http://schemas.openxmlformats.org/drawingml/2006/main">
+                <a:ext uri="{FF2B5EF4-FFF2-40B4-BE49-F238E27FC236}">
+                  <a16:creationId xmlns:a16="http://schemas.microsoft.com/office/drawing/2014/main" id="{AA4E19E0-31F2-E315-67B4-CF97A83D3BDC}"/>
+                </a:ext>
+              </a:extLst>
+            </wp:docPr>
             <wp:cNvGraphicFramePr>
               <a:graphicFrameLocks xmlns:a="http://schemas.openxmlformats.org/drawingml/2006/main" noChangeAspect="1"/>
             </wp:cNvGraphicFramePr>
@@ -2713,17 +2719,19 @@
               <a:graphicData uri="http://schemas.openxmlformats.org/drawingml/2006/picture">
                 <pic:pic xmlns:pic="http://schemas.openxmlformats.org/drawingml/2006/picture">
                   <pic:nvPicPr>
-                    <pic:cNvPr id="1803595917" name="Grafik 1803595917"/>
-                    <pic:cNvPicPr/>
+                    <pic:cNvPr id="8" name="Grafik 7">
+                      <a:extLst>
+                        <a:ext uri="{FF2B5EF4-FFF2-40B4-BE49-F238E27FC236}">
+                          <a16:creationId xmlns:a16="http://schemas.microsoft.com/office/drawing/2014/main" id="{AA4E19E0-31F2-E315-67B4-CF97A83D3BDC}"/>
+                        </a:ext>
+                      </a:extLst>
+                    </pic:cNvPr>
+                    <pic:cNvPicPr>
+                      <a:picLocks noChangeAspect="1"/>
+                    </pic:cNvPicPr>
                   </pic:nvPicPr>
                   <pic:blipFill>
-                    <a:blip r:embed="rId10">
-                      <a:extLst>
-                        <a:ext uri="{28A0092B-C50C-407E-A947-70E740481C1C}">
-                          <a14:useLocalDpi xmlns:a14="http://schemas.microsoft.com/office/drawing/2010/main" val="0"/>
-                        </a:ext>
-                      </a:extLst>
-                    </a:blip>
+                    <a:blip r:embed="rId11"/>
                     <a:stretch>
                       <a:fillRect/>
                     </a:stretch>
@@ -2731,7 +2739,7 @@
                   <pic:spPr>
                     <a:xfrm>
                       <a:off x="0" y="0"/>
-                      <a:ext cx="5939790" cy="3935730"/>
+                      <a:ext cx="5939790" cy="3305810"/>
                     </a:xfrm>
                     <a:prstGeom prst="rect">
                       <a:avLst/>
@@ -2765,15 +2773,28 @@
       <w:r>
         <w:t xml:space="preserve"> </w:t>
       </w:r>
-      <w:fldSimple w:instr=" SEQ Abbildung \* ARABIC ">
-        <w:r>
-          <w:rPr>
-            <w:noProof/>
-          </w:rPr>
-          <w:t>1</w:t>
-        </w:r>
-        <w:bookmarkEnd w:id="19"/>
-      </w:fldSimple>
+      <w:r>
+        <w:fldChar w:fldCharType="begin"/>
+      </w:r>
+      <w:r>
+        <w:instrText xml:space="preserve"> SEQ Abbildung \* ARABIC </w:instrText>
+      </w:r>
+      <w:r>
+        <w:fldChar w:fldCharType="separate"/>
+      </w:r>
+      <w:r>
+        <w:rPr>
+          <w:noProof/>
+        </w:rPr>
+        <w:t>1</w:t>
+      </w:r>
+      <w:bookmarkEnd w:id="19"/>
+      <w:r>
+        <w:rPr>
+          <w:noProof/>
+        </w:rPr>
+        <w:fldChar w:fldCharType="end"/>
+      </w:r>
       <w:r>
         <w:t xml:space="preserve"> </w:t>
       </w:r>
@@ -3016,6 +3037,7 @@
           <w:szCs w:val="32"/>
           <w:lang w:val="de-DE"/>
         </w:rPr>
+        <w:lastRenderedPageBreak/>
         <w:t>Implementierung</w:t>
       </w:r>
       <w:bookmarkEnd w:id="20"/>
@@ -3055,7 +3077,7 @@
                     <pic:cNvPicPr/>
                   </pic:nvPicPr>
                   <pic:blipFill>
-                    <a:blip r:embed="rId11">
+                    <a:blip r:embed="rId12">
                       <a:extLst>
                         <a:ext uri="{28A0092B-C50C-407E-A947-70E740481C1C}">
                           <a14:useLocalDpi xmlns:a14="http://schemas.microsoft.com/office/drawing/2010/main" val="0"/>
@@ -3085,9 +3107,6 @@
     <w:p>
       <w:pPr>
         <w:pStyle w:val="Beschriftung"/>
-        <w:rPr>
-          <w:lang w:val="de-DE"/>
-        </w:rPr>
       </w:pPr>
       <w:bookmarkStart w:id="22" w:name="_Toc234404982"/>
       <w:r>
@@ -3122,71 +3141,51 @@
     </w:p>
     <w:p>
       <w:pPr>
-        <w:pStyle w:val="berschrift2"/>
+        <w:pStyle w:val="berschrift1"/>
         <w:numPr>
           <w:ilvl w:val="1"/>
           <w:numId w:val="7"/>
         </w:numPr>
         <w:rPr>
-          <w:rStyle w:val="berschrift1Zchn"/>
-          <w:color w:val="0F4761" w:themeColor="accent1" w:themeShade="BF"/>
+          <w:color w:val="156082" w:themeColor="accent1"/>
           <w:sz w:val="32"/>
-          <w:szCs w:val="32"/>
-          <w:lang w:val="de-DE"/>
-        </w:rPr>
-      </w:pPr>
-      <w:bookmarkStart w:id="23" w:name="_Toc234404877"/>
-      <w:bookmarkStart w:id="24" w:name="_Toc234407084"/>
-      <w:r>
-        <w:rPr>
-          <w:rStyle w:val="berschrift1Zchn"/>
-          <w:color w:val="0F4761" w:themeColor="accent1" w:themeShade="BF"/>
+          <w:szCs w:val="36"/>
+          <w:lang w:val="de-DE"/>
+        </w:rPr>
+      </w:pPr>
+      <w:r>
+        <w:rPr>
+          <w:color w:val="156082" w:themeColor="accent1"/>
           <w:sz w:val="32"/>
-          <w:szCs w:val="32"/>
+          <w:szCs w:val="36"/>
           <w:lang w:val="de-DE"/>
         </w:rPr>
         <w:lastRenderedPageBreak/>
-        <w:t>Qualitäts</w:t>
-      </w:r>
-      <w:r>
-        <w:rPr>
-          <w:rStyle w:val="berschrift1Zchn"/>
-          <w:color w:val="0F4761" w:themeColor="accent1" w:themeShade="BF"/>
+        <w:t xml:space="preserve">Daten </w:t>
+      </w:r>
+      <w:r>
+        <w:rPr>
+          <w:color w:val="156082" w:themeColor="accent1"/>
           <w:sz w:val="32"/>
-          <w:szCs w:val="32"/>
-          <w:lang w:val="de-DE"/>
-        </w:rPr>
-        <w:t>-</w:t>
-      </w:r>
-      <w:r>
-        <w:rPr>
-          <w:rStyle w:val="berschrift1Zchn"/>
-          <w:color w:val="0F4761" w:themeColor="accent1" w:themeShade="BF"/>
-          <w:sz w:val="32"/>
-          <w:szCs w:val="32"/>
-          <w:lang w:val="de-DE"/>
-        </w:rPr>
-        <w:t>Tests</w:t>
-      </w:r>
-      <w:bookmarkEnd w:id="23"/>
-      <w:bookmarkEnd w:id="24"/>
-    </w:p>
-    <w:p>
-      <w:pPr>
-        <w:rPr>
-          <w:lang w:val="de-DE"/>
-        </w:rPr>
-      </w:pPr>
-      <w:r>
-        <w:rPr>
-          <w:lang w:val="de-DE"/>
-        </w:rPr>
-        <w:t>Um sicherzustellen, dass die Datenbank korrekt funktioniert, wurden verschiedene Testszenarien durchgeführt. Zuerst wurden Testdaten (DML - Data Manipulation Language) über INSERT-Befehle in die Stammdatentabellen geladen. Anschließend wurden simulierte Bestellungen generiert. Um die Funktionalität der Fremdschlüssel zu testen, wurden Abfragen mit JOIN-Befehlen erstellt. Diese Abfragen demonstrieren, dass das System in der Lage ist, den Namen eines Kunden erfolgreich mit seiner Bestellung und dem bestellten Produkt zu verknüpfen.</w:t>
-      </w:r>
-    </w:p>
-    <w:p>
-      <w:pPr>
-        <w:keepNext/>
+          <w:szCs w:val="36"/>
+          <w:lang w:val="de-DE"/>
+        </w:rPr>
+        <w:t>eingefügt</w:t>
+      </w:r>
+    </w:p>
+    <w:p>
+      <w:pPr>
+        <w:rPr>
+          <w:lang w:val="de-DE"/>
+        </w:rPr>
+      </w:pPr>
+    </w:p>
+    <w:p>
+      <w:pPr>
+        <w:pStyle w:val="Beschriftung"/>
+        <w:rPr>
+          <w:lang w:val="de-DE"/>
+        </w:rPr>
       </w:pPr>
       <w:r>
         <w:rPr>
@@ -3194,7 +3193,7 @@
           <w:lang w:val="de-DE"/>
         </w:rPr>
         <w:drawing>
-          <wp:inline distT="0" distB="0" distL="0" distR="0" wp14:anchorId="35E46951" wp14:editId="14001BFC">
+          <wp:inline distT="0" distB="0" distL="0" distR="0" wp14:anchorId="46A1ED3F" wp14:editId="584FED06">
             <wp:extent cx="5939790" cy="4900930"/>
             <wp:effectExtent l="0" t="0" r="3810" b="0"/>
             <wp:docPr id="685484132" name="Grafik 3"/>
@@ -3209,7 +3208,7 @@
                     <pic:cNvPicPr/>
                   </pic:nvPicPr>
                   <pic:blipFill>
-                    <a:blip r:embed="rId12">
+                    <a:blip r:embed="rId13">
                       <a:extLst>
                         <a:ext uri="{28A0092B-C50C-407E-A947-70E740481C1C}">
                           <a14:useLocalDpi xmlns:a14="http://schemas.microsoft.com/office/drawing/2010/main" val="0"/>
@@ -3235,15 +3234,13 @@
           </wp:inline>
         </w:drawing>
       </w:r>
-    </w:p>
-    <w:p>
-      <w:pPr>
-        <w:pStyle w:val="Beschriftung"/>
-        <w:rPr>
-          <w:lang w:val="de-DE"/>
-        </w:rPr>
-      </w:pPr>
-      <w:bookmarkStart w:id="25" w:name="_Toc234404983"/>
+      <w:bookmarkStart w:id="23" w:name="_Toc234404983"/>
+      <w:r>
+        <w:rPr>
+          <w:lang w:val="de-DE"/>
+        </w:rPr>
+        <w:t xml:space="preserve"> </w:t>
+      </w:r>
       <w:r>
         <w:rPr>
           <w:lang w:val="de-DE"/>
@@ -3269,10 +3266,85 @@
         </w:rPr>
         <w:t>3</w:t>
       </w:r>
+      <w:bookmarkEnd w:id="23"/>
+      <w:r>
+        <w:fldChar w:fldCharType="end"/>
+      </w:r>
+    </w:p>
+    <w:p>
+      <w:pPr>
+        <w:rPr>
+          <w:lang w:val="de-DE"/>
+        </w:rPr>
+      </w:pPr>
+    </w:p>
+    <w:p>
+      <w:pPr>
+        <w:pStyle w:val="berschrift2"/>
+        <w:numPr>
+          <w:ilvl w:val="1"/>
+          <w:numId w:val="7"/>
+        </w:numPr>
+        <w:rPr>
+          <w:rStyle w:val="berschrift1Zchn"/>
+          <w:color w:val="0F4761" w:themeColor="accent1" w:themeShade="BF"/>
+          <w:sz w:val="32"/>
+          <w:szCs w:val="32"/>
+          <w:lang w:val="de-DE"/>
+        </w:rPr>
+      </w:pPr>
+      <w:bookmarkStart w:id="24" w:name="_Toc234404877"/>
+      <w:bookmarkStart w:id="25" w:name="_Toc234407084"/>
+      <w:r>
+        <w:rPr>
+          <w:rStyle w:val="berschrift1Zchn"/>
+          <w:color w:val="0F4761" w:themeColor="accent1" w:themeShade="BF"/>
+          <w:sz w:val="32"/>
+          <w:szCs w:val="32"/>
+          <w:lang w:val="de-DE"/>
+        </w:rPr>
+        <w:t>Qualitäts</w:t>
+      </w:r>
+      <w:r>
+        <w:rPr>
+          <w:rStyle w:val="berschrift1Zchn"/>
+          <w:color w:val="0F4761" w:themeColor="accent1" w:themeShade="BF"/>
+          <w:sz w:val="32"/>
+          <w:szCs w:val="32"/>
+          <w:lang w:val="de-DE"/>
+        </w:rPr>
+        <w:t>-</w:t>
+      </w:r>
+      <w:r>
+        <w:rPr>
+          <w:rStyle w:val="berschrift1Zchn"/>
+          <w:color w:val="0F4761" w:themeColor="accent1" w:themeShade="BF"/>
+          <w:sz w:val="32"/>
+          <w:szCs w:val="32"/>
+          <w:lang w:val="de-DE"/>
+        </w:rPr>
+        <w:t>Tests</w:t>
+      </w:r>
+      <w:bookmarkEnd w:id="24"/>
       <w:bookmarkEnd w:id="25"/>
-      <w:r>
-        <w:fldChar w:fldCharType="end"/>
-      </w:r>
+    </w:p>
+    <w:p>
+      <w:pPr>
+        <w:rPr>
+          <w:lang w:val="de-DE"/>
+        </w:rPr>
+      </w:pPr>
+      <w:r>
+        <w:rPr>
+          <w:lang w:val="de-DE"/>
+        </w:rPr>
+        <w:t>Um sicherzustellen, dass die Datenbank korrekt funktioniert, wurden verschiedene Testszenarien durchgeführt. Zuerst wurden Testdaten (DML - Data Manipulation Language) über INSERT-Befehle in die Stammdatentabellen geladen. Anschließend wurden simulierte Bestellungen generiert. Um die Funktionalität der Fremdschlüssel zu testen, wurden Abfragen mit JOIN-Befehlen erstellt. Diese Abfragen demonstrieren, dass das System in der Lage ist, den Namen eines Kunden erfolgreich mit seiner Bestellung und dem bestellten Produkt zu verknüpfen.</w:t>
+      </w:r>
+    </w:p>
+    <w:p>
+      <w:pPr>
+        <w:keepNext/>
+      </w:pPr>
     </w:p>
     <w:p>
       <w:pPr>
@@ -3715,7 +3787,7 @@
                     <pic:cNvPicPr/>
                   </pic:nvPicPr>
                   <pic:blipFill>
-                    <a:blip r:embed="rId13">
+                    <a:blip r:embed="rId14">
                       <a:extLst>
                         <a:ext uri="{28A0092B-C50C-407E-A947-70E740481C1C}">
                           <a14:useLocalDpi xmlns:a14="http://schemas.microsoft.com/office/drawing/2010/main" val="0"/>
@@ -3755,15 +3827,28 @@
       <w:r>
         <w:t xml:space="preserve"> </w:t>
       </w:r>
-      <w:fldSimple w:instr=" SEQ Abbildung \* ARABIC ">
-        <w:r>
-          <w:rPr>
-            <w:noProof/>
-          </w:rPr>
-          <w:t>4</w:t>
-        </w:r>
-        <w:bookmarkEnd w:id="36"/>
-      </w:fldSimple>
+      <w:r>
+        <w:fldChar w:fldCharType="begin"/>
+      </w:r>
+      <w:r>
+        <w:instrText xml:space="preserve"> SEQ Abbildung \* ARABIC </w:instrText>
+      </w:r>
+      <w:r>
+        <w:fldChar w:fldCharType="separate"/>
+      </w:r>
+      <w:r>
+        <w:rPr>
+          <w:noProof/>
+        </w:rPr>
+        <w:t>4</w:t>
+      </w:r>
+      <w:bookmarkEnd w:id="36"/>
+      <w:r>
+        <w:rPr>
+          <w:noProof/>
+        </w:rPr>
+        <w:fldChar w:fldCharType="end"/>
+      </w:r>
     </w:p>
     <w:p>
       <w:pPr>
@@ -4167,6 +4252,128 @@
     </w:p>
   </w:endnote>
 </w:endnotes>
+</file>
+
+<file path=word/footer1.xml><?xml version="1.0" encoding="utf-8"?>
+<w:ftr xmlns:wpc="http://schemas.microsoft.com/office/word/2010/wordprocessingCanvas" xmlns:cx="http://schemas.microsoft.com/office/drawing/2014/chartex" xmlns:cx1="http://schemas.microsoft.com/office/drawing/2015/9/8/chartex" xmlns:cx2="http://schemas.microsoft.com/office/drawing/2015/10/21/chartex" xmlns:cx3="http://schemas.microsoft.com/office/drawing/2016/5/9/chartex" xmlns:cx4="http://schemas.microsoft.com/office/drawing/2016/5/10/chartex" xmlns:cx5="http://schemas.microsoft.com/office/drawing/2016/5/11/chartex" xmlns:cx6="http://schemas.microsoft.com/office/drawing/2016/5/12/chartex" xmlns:cx7="http://schemas.microsoft.com/office/drawing/2016/5/13/chartex" xmlns:cx8="http://schemas.microsoft.com/office/drawing/2016/5/14/chartex" xmlns:mc="http://schemas.openxmlformats.org/markup-compatibility/2006" xmlns:aink="http://schemas.microsoft.com/office/drawing/2016/ink" xmlns:am3d="http://schemas.microsoft.com/office/drawing/2017/model3d" xmlns:o="urn:schemas-microsoft-com:office:office" xmlns:oel="http://schemas.microsoft.com/office/2019/extlst" xmlns:r="http://schemas.openxmlformats.org/officeDocument/2006/relationships" xmlns:m="http://schemas.openxmlformats.org/officeDocument/2006/math" xmlns:v="urn:schemas-microsoft-com:vml" xmlns:wp14="http://schemas.microsoft.com/office/word/2010/wordprocessingDrawing" xmlns:wp="http://schemas.openxmlformats.org/drawingml/2006/wordprocessingDrawing" xmlns:w10="urn:schemas-microsoft-com:office:word" xmlns:w="http://schemas.openxmlformats.org/wordprocessingml/2006/main" xmlns:w14="http://schemas.microsoft.com/office/word/2010/wordml" xmlns:w15="http://schemas.microsoft.com/office/word/2012/wordml" xmlns:w16cex="http://schemas.microsoft.com/office/word/2018/wordml/cex" xmlns:w16cid="http://schemas.microsoft.com/office/word/2016/wordml/cid" xmlns:w16="http://schemas.microsoft.com/office/word/2018/wordml" xmlns:w16du="http://schemas.microsoft.com/office/word/2023/wordml/word16du" xmlns:w16sdtdh="http://schemas.microsoft.com/office/word/2020/wordml/sdtdatahash" xmlns:w16sdtfl="http://schemas.microsoft.com/office/word/2024/wordml/sdtformatlock" xmlns:w16se="http://schemas.microsoft.com/office/word/2015/wordml/symex" xmlns:wpg="http://schemas.microsoft.com/office/word/2010/wordprocessingGroup" xmlns:wpi="http://schemas.microsoft.com/office/word/2010/wordprocessingInk" xmlns:wne="http://schemas.microsoft.com/office/word/2006/wordml" xmlns:wps="http://schemas.microsoft.com/office/word/2010/wordprocessingShape" mc:Ignorable="w14 w15 w16se w16cid w16 w16cex w16sdtdh w16sdtfl w16du wp14">
+  <w:sdt>
+    <w:sdtPr>
+      <w:id w:val="1576481743"/>
+      <w:docPartObj>
+        <w:docPartGallery w:val="Page Numbers (Bottom of Page)"/>
+        <w:docPartUnique/>
+      </w:docPartObj>
+    </w:sdtPr>
+    <w:sdtContent>
+      <w:sdt>
+        <w:sdtPr>
+          <w:id w:val="1728636285"/>
+          <w:docPartObj>
+            <w:docPartGallery w:val="Page Numbers (Top of Page)"/>
+            <w:docPartUnique/>
+          </w:docPartObj>
+        </w:sdtPr>
+        <w:sdtContent>
+          <w:p>
+            <w:pPr>
+              <w:pStyle w:val="Fuzeile"/>
+              <w:jc w:val="center"/>
+            </w:pPr>
+            <w:r>
+              <w:rPr>
+                <w:lang w:val="de-DE"/>
+              </w:rPr>
+              <w:t xml:space="preserve">Seite </w:t>
+            </w:r>
+            <w:r>
+              <w:rPr>
+                <w:b/>
+                <w:bCs/>
+              </w:rPr>
+              <w:fldChar w:fldCharType="begin"/>
+            </w:r>
+            <w:r>
+              <w:rPr>
+                <w:b/>
+                <w:bCs/>
+              </w:rPr>
+              <w:instrText>PAGE</w:instrText>
+            </w:r>
+            <w:r>
+              <w:rPr>
+                <w:b/>
+                <w:bCs/>
+              </w:rPr>
+              <w:fldChar w:fldCharType="separate"/>
+            </w:r>
+            <w:r>
+              <w:rPr>
+                <w:b/>
+                <w:bCs/>
+                <w:lang w:val="de-DE"/>
+              </w:rPr>
+              <w:t>2</w:t>
+            </w:r>
+            <w:r>
+              <w:rPr>
+                <w:b/>
+                <w:bCs/>
+              </w:rPr>
+              <w:fldChar w:fldCharType="end"/>
+            </w:r>
+            <w:r>
+              <w:rPr>
+                <w:lang w:val="de-DE"/>
+              </w:rPr>
+              <w:t xml:space="preserve"> von </w:t>
+            </w:r>
+            <w:r>
+              <w:rPr>
+                <w:b/>
+                <w:bCs/>
+              </w:rPr>
+              <w:fldChar w:fldCharType="begin"/>
+            </w:r>
+            <w:r>
+              <w:rPr>
+                <w:b/>
+                <w:bCs/>
+              </w:rPr>
+              <w:instrText>NUMPAGES</w:instrText>
+            </w:r>
+            <w:r>
+              <w:rPr>
+                <w:b/>
+                <w:bCs/>
+              </w:rPr>
+              <w:fldChar w:fldCharType="separate"/>
+            </w:r>
+            <w:r>
+              <w:rPr>
+                <w:b/>
+                <w:bCs/>
+                <w:lang w:val="de-DE"/>
+              </w:rPr>
+              <w:t>2</w:t>
+            </w:r>
+            <w:r>
+              <w:rPr>
+                <w:b/>
+                <w:bCs/>
+              </w:rPr>
+              <w:fldChar w:fldCharType="end"/>
+            </w:r>
+          </w:p>
+        </w:sdtContent>
+      </w:sdt>
+    </w:sdtContent>
+  </w:sdt>
+  <w:p>
+    <w:pPr>
+      <w:pStyle w:val="Fuzeile"/>
+    </w:pPr>
+  </w:p>
+</w:ftr>
 </file>
 
 <file path=word/footnotes.xml><?xml version="1.0" encoding="utf-8"?>
@@ -5664,7 +5871,6 @@
   <w:style w:type="character" w:default="1" w:styleId="Absatz-Standardschriftart">
     <w:name w:val="Default Paragraph Font"/>
     <w:uiPriority w:val="1"/>
-    <w:semiHidden/>
     <w:unhideWhenUsed/>
   </w:style>
   <w:style w:type="table" w:default="1" w:styleId="NormaleTabelle">
